--- a/course_development/active_inference_es/01_story_time/05_action/output/lab-protocols/05_action-lab.docx
+++ b/course_development/active_inference_es/01_story_time/05_action/output/lab-protocols/05_action-lab.docx
@@ -56,7 +56,9 @@
     </w:p>
     <w:p>
       <w:r>
-        <w:t>Do the movement! No talking!</w:t>
+        <w:t>Do the movement! No talking! Use your whole body to show the word.</w:t>
+        <w:br/>
+        <w:t>Make your movements big and clear so your friends can see what you are doing.</w:t>
       </w:r>
     </w:p>
     <w:p>
@@ -68,9 +70,21 @@
       <w:r>
         <w:t>Your friend watches (Perception) and guesses (Cognition).</w:t>
         <w:br/>
-        <w:t>"Are you eating given corn?" -&gt; "No."</w:t>
+        <w:t>"Are you eating corn?" -&gt; "No."</w:t>
         <w:br/>
         <w:t>"Are you brushing your teeth?" -&gt; "YES!"</w:t>
+      </w:r>
+    </w:p>
+    <w:p>
+      <w:r>
+        <w:t>5. Switch Turns</w:t>
+      </w:r>
+    </w:p>
+    <w:p>
+      <w:r>
+        <w:t>Now your friend picks a slip and acts it out. Can you guess what they are doing?</w:t>
+        <w:br/>
+        <w:t>Keep playing until all the slips are used up!</w:t>
       </w:r>
     </w:p>
     <w:p>
@@ -87,9 +101,13 @@
       <w:r>
         <w:t>Write your response here  *</w:t>
         <w:br/>
-        <w:t>I acted out: [Word]</w:t>
+        <w:t>I acted out: ___</w:t>
         <w:br/>
-        <w:t>My friend guessed: [Right/Wrong]</w:t>
+        <w:t>My friend guessed: ___</w:t>
+        <w:br/>
+        <w:t>The hardest word to act out was: ___</w:t>
+        <w:br/>
+        <w:t>The easiest word to act out was: ___</w:t>
       </w:r>
     </w:p>
     <w:p>
